--- a/word_reports/LP_0063_위치_380_Atr Garfunkel_Angel Clare.docx
+++ b/word_reports/LP_0063_위치_380_Atr Garfunkel_Angel Clare.docx
@@ -4,7 +4,7 @@
   <w:body>
     <w:p>
       <w:pPr>
-        <w:spacing w:after="280"/>
+        <w:spacing w:after="80"/>
       </w:pPr>
       <w:r>
         <w:rPr w:rFonts="맑은 고딕">
@@ -13,94 +13,47 @@
           <w:color w:val="1E3A8A"/>
           <w:sz w:val="30"/>
         </w:rPr>
-        <w:t>[380] Atr Garfunkel - Angel Clare</w:t>
+        <w:t>Atr Garfunkel (아트르 가펑클) - Angel Clare</w:t>
       </w:r>
     </w:p>
     <w:p>
       <w:pPr>
-        <w:spacing w:after="320"/>
+        <w:spacing w:after="240"/>
       </w:pPr>
       <w:r>
         <w:rPr w:rFonts="맑은 고딕">
           <w:rFonts w:ascii="맑은 고딕" w:hAnsi="맑은 고딕" w:eastAsia="맑은 고딕"/>
           <w:b/>
-          <w:sz w:val="20"/>
+          <w:color w:val="4B5563"/>
+          <w:sz w:val="22"/>
         </w:rPr>
-        <w:t>■ 위치 : 380</w:t>
-        <w:br/>
-      </w:r>
-      <w:r>
-        <w:rPr w:rFonts="맑은 고딕">
-          <w:rFonts w:ascii="맑은 고딕" w:hAnsi="맑은 고딕" w:eastAsia="맑은 고딕"/>
-          <w:b/>
-          <w:sz w:val="20"/>
-        </w:rPr>
-        <w:t>■ 아티스트 : Atr Garfunkel</w:t>
-        <w:br/>
-      </w:r>
-      <w:r>
-        <w:rPr w:rFonts="맑은 고딕">
-          <w:rFonts w:ascii="맑은 고딕" w:hAnsi="맑은 고딕" w:eastAsia="맑은 고딕"/>
-          <w:b/>
-          <w:sz w:val="20"/>
-        </w:rPr>
-        <w:t>■ 앨범명 : Angel Clare</w:t>
-        <w:br/>
-      </w:r>
-      <w:r>
-        <w:rPr w:rFonts="맑은 고딕">
-          <w:rFonts w:ascii="맑은 고딕" w:hAnsi="맑은 고딕" w:eastAsia="맑은 고딕"/>
-          <w:b w:val="0"/>
-          <w:sz w:val="20"/>
-        </w:rPr>
-        <w:t>■ 음반 레이블 : Columbia Records</w:t>
-        <w:br/>
-      </w:r>
-      <w:r>
-        <w:rPr w:rFonts="맑은 고딕">
-          <w:rFonts w:ascii="맑은 고딕" w:hAnsi="맑은 고딕" w:eastAsia="맑은 고딕"/>
-          <w:b w:val="0"/>
-          <w:sz w:val="20"/>
-        </w:rPr>
-        <w:t>■ 발매년도 : 1973</w:t>
-        <w:br/>
-      </w:r>
-      <w:r>
-        <w:rPr w:rFonts="맑은 고딕">
-          <w:rFonts w:ascii="맑은 고딕" w:hAnsi="맑은 고딕" w:eastAsia="맑은 고딕"/>
-          <w:b w:val="0"/>
-          <w:sz w:val="20"/>
-        </w:rPr>
-        <w:t>■ 장르 : 소프트 록, 포크 록, 팝 록</w:t>
-        <w:br/>
-      </w:r>
-      <w:r>
-        <w:rPr w:rFonts="맑은 고딕">
-          <w:rFonts w:ascii="맑은 고딕" w:hAnsi="맑은 고딕" w:eastAsia="맑은 고딕"/>
-          <w:b w:val="0"/>
-          <w:sz w:val="20"/>
-        </w:rPr>
-        <w:t>■ 주요 수록곡 : All I Know, I Shall Sing, Travelling Boy, Mary Was an Only Child, Barbara Allen, Another Lullaby</w:t>
-        <w:br/>
+        <w:t>위치 :  380</w:t>
       </w:r>
     </w:p>
     <w:p>
       <w:pPr>
-        <w:spacing w:after="160"/>
+        <w:spacing w:line="324" w:lineRule="auto" w:before="80" w:after="160"/>
       </w:pPr>
       <w:r>
         <w:rPr w:rFonts="맑은 고딕">
           <w:rFonts w:ascii="맑은 고딕" w:hAnsi="맑은 고딕" w:eastAsia="맑은 고딕"/>
           <w:b/>
           <w:color w:val="1F2937"/>
-          <w:sz w:val="24"/>
+          <w:sz w:val="22"/>
         </w:rPr>
-        <w:t>■ 음반 해설 및 감상 가이드</w:t>
+        <w:t xml:space="preserve">[음반 소개] </w:t>
+      </w:r>
+      <w:r>
+        <w:rPr w:rFonts="맑은 고딕">
+          <w:rFonts w:ascii="맑은 고딕" w:hAnsi="맑은 고딕" w:eastAsia="맑은 고딕"/>
+          <w:b w:val="0"/>
+          <w:sz w:val="21"/>
+        </w:rPr>
       </w:r>
     </w:p>
     <w:p>
       <w:pPr>
-        <w:spacing w:line="312" w:lineRule="auto" w:after="120"/>
+        <w:spacing w:line="324" w:lineRule="auto" w:after="120"/>
       </w:pPr>
       <w:r>
         <w:rPr w:rFonts="맑은 고딕">
@@ -108,51 +61,516 @@
           <w:b w:val="0"/>
           <w:sz w:val="21"/>
         </w:rPr>
-        <w:t>전설적인 포크 듀오 사이먼 앤 가펑클(Simon &amp; Garfunkel)의 해체 이후, 아트 가펑클(Art Garfunkel)이 1973년에 발표한 첫 솔로 데뷔 음반 《Angel Clare》는 그의 독자적인 음악적 정체성을 세상에 아로새긴 이정표와 같은 명반입니다. 오랜 음악적 동반자였던 프로듀서 로이 할리(Roy Halee)와 가펑클이 함께 제작한 이 앨범은, 폴 사이먼의 부재라는 우려를 완벽히 씻어내며 빌보드 앨범 차트 Top 10에 진입하는 등 상업적으로나 비평적으로 큰 성공을 거두었습니다.</w:t>
+        <w:t>전설적인 듀오 사이먼 앤 가펑클의 해체 이후, 천상의 목소리라 칭송받던 아트 가펑클이 홀로서기를 선언하며 세상에 내놓은 찬란한 첫 번째 독집 음반입니다. 토마스 하디의 고전 소설 《테스》 속 순수한 영혼 '엔젤 클레어'의 이름을 빌려온 이 작품은, 그의 맑고 투명한 미성이 지닌 서정적 정수를 극대화하여 담아냈습니다. 거장 지미 웨브와 폴 윌리엄스 등의 유려한 멜로디에 정교하고 웅장한 오케스트레이션이 결합하여 1970년대 초반 팝 음악계에 가장 고결한 미학적 성취를 선사합니다. 반세기가 흐른 오늘날에도 시대의 격랑을 어루만지는 그의 순백의 음색은 깊은 서정의 울림으로 다가옵니다.</w:t>
       </w:r>
     </w:p>
     <w:p>
       <w:pPr>
-        <w:spacing w:line="312" w:lineRule="auto" w:after="120"/>
+        <w:spacing w:line="324" w:lineRule="auto" w:before="200" w:after="80"/>
       </w:pPr>
+      <w:r>
+        <w:rPr w:rFonts="맑은 고딕">
+          <w:rFonts w:ascii="맑은 고딕" w:hAnsi="맑은 고딕" w:eastAsia="맑은 고딕"/>
+          <w:b/>
+          <w:color w:val="1E3A8A"/>
+          <w:sz w:val="24"/>
+        </w:rPr>
+        <w:t>1. 음반 데이터</w:t>
+      </w:r>
+    </w:p>
+    <w:p>
+      <w:pPr>
+        <w:spacing w:line="324" w:lineRule="auto" w:after="80"/>
+      </w:pPr>
+      <w:r>
+        <w:rPr w:rFonts="맑은 고딕">
+          <w:rFonts w:ascii="맑은 고딕" w:hAnsi="맑은 고딕" w:eastAsia="맑은 고딕"/>
+          <w:b w:val="0"/>
+          <w:color w:val="6B7280"/>
+          <w:sz w:val="21"/>
+        </w:rPr>
+        <w:t xml:space="preserve">· </w:t>
+      </w:r>
+      <w:r>
+        <w:rPr w:rFonts="맑은 고딕">
+          <w:rFonts w:ascii="맑은 고딕" w:hAnsi="맑은 고딕" w:eastAsia="맑은 고딕"/>
+          <w:b/>
+          <w:color w:val="1F2937"/>
+          <w:sz w:val="21"/>
+        </w:rPr>
+        <w:t xml:space="preserve">앨범명: </w:t>
+      </w:r>
       <w:r>
         <w:rPr w:rFonts="맑은 고딕">
           <w:rFonts w:ascii="맑은 고딕" w:hAnsi="맑은 고딕" w:eastAsia="맑은 고딕"/>
           <w:b w:val="0"/>
           <w:sz w:val="21"/>
         </w:rPr>
-        <w:t>이 음반의 정수는 단연 '천사의 목소리'라 불리는 아트 가펑클 특유의 투명한 미성과 웅장하고 격조 높은 오케스트라 편곡의 조화에 있습니다. 직접 작곡을 하기보다는 뛰어난 보컬리스트로서의 역량에 집중한 그는 지미 웹(Jimmy Webb), 밴 모리슨(Van Morrison), 폴 윌리엄스(Paul Williams) 등 당대 최고의 작곡가들의 음악을 끌어안았습니다. 여기에 제리 가시아(Jerry Garcia), J.J. 케일(J.J. Cale) 등 명연주자들의 세션 참여가 더해져 사운드의 질감과 완성도를 한층 더 높였습니다.</w:t>
+        <w:t>Angel Clare</w:t>
       </w:r>
     </w:p>
     <w:p>
       <w:pPr>
-        <w:spacing w:line="312" w:lineRule="auto" w:after="120"/>
+        <w:spacing w:line="324" w:lineRule="auto" w:after="80"/>
       </w:pPr>
+      <w:r>
+        <w:rPr w:rFonts="맑은 고딕">
+          <w:rFonts w:ascii="맑은 고딕" w:hAnsi="맑은 고딕" w:eastAsia="맑은 고딕"/>
+          <w:b w:val="0"/>
+          <w:color w:val="6B7280"/>
+          <w:sz w:val="21"/>
+        </w:rPr>
+        <w:t xml:space="preserve">· </w:t>
+      </w:r>
+      <w:r>
+        <w:rPr w:rFonts="맑은 고딕">
+          <w:rFonts w:ascii="맑은 고딕" w:hAnsi="맑은 고딕" w:eastAsia="맑은 고딕"/>
+          <w:b/>
+          <w:color w:val="1F2937"/>
+          <w:sz w:val="21"/>
+        </w:rPr>
+        <w:t xml:space="preserve">아티스트: </w:t>
+      </w:r>
       <w:r>
         <w:rPr w:rFonts="맑은 고딕">
           <w:rFonts w:ascii="맑은 고딕" w:hAnsi="맑은 고딕" w:eastAsia="맑은 고딕"/>
           <w:b w:val="0"/>
           <w:sz w:val="21"/>
         </w:rPr>
-        <w:t>앨범을 대표하는 거장 지미 웹의 작품 「All I Know」는 아트 가펑클의 맑고 폭발적인 가창력과 드라마틱한 스트링 편곡이 조화를 이루는 명곡으로, 빌보드 싱글 차트 9위에 오르며 많은 사랑을 받았습니다. 이어지는 밴 모리슨 원곡의 「I Shall Sing」에서는 경쾌한 칼립소 풍의 리듬 위로 흐르는 유연한 보컬을 만날 수 있으며, 스코틀랜드 전통 포크 송을 재해석한 「Barbara Allen」에서는 가펑클이 지닌 가장 순수하고 서정적인 포크 감성의 정수를 느낄 수 있습니다.</w:t>
+        <w:t>Atr Garfunkel (아트르 가펑클)</w:t>
       </w:r>
     </w:p>
     <w:p>
       <w:pPr>
-        <w:spacing w:line="312" w:lineRule="auto" w:after="120"/>
+        <w:spacing w:line="324" w:lineRule="auto" w:after="80"/>
       </w:pPr>
+      <w:r>
+        <w:rPr w:rFonts="맑은 고딕">
+          <w:rFonts w:ascii="맑은 고딕" w:hAnsi="맑은 고딕" w:eastAsia="맑은 고딕"/>
+          <w:b w:val="0"/>
+          <w:color w:val="6B7280"/>
+          <w:sz w:val="21"/>
+        </w:rPr>
+        <w:t xml:space="preserve">· </w:t>
+      </w:r>
+      <w:r>
+        <w:rPr w:rFonts="맑은 고딕">
+          <w:rFonts w:ascii="맑은 고딕" w:hAnsi="맑은 고딕" w:eastAsia="맑은 고딕"/>
+          <w:b/>
+          <w:color w:val="1F2937"/>
+          <w:sz w:val="21"/>
+        </w:rPr>
+        <w:t xml:space="preserve">발매 정보: </w:t>
+      </w:r>
       <w:r>
         <w:rPr w:rFonts="맑은 고딕">
           <w:rFonts w:ascii="맑은 고딕" w:hAnsi="맑은 고딕" w:eastAsia="맑은 고딕"/>
           <w:b w:val="0"/>
           <w:sz w:val="21"/>
         </w:rPr>
-        <w:t>《Angel Clare》는 탁월한 보컬리스트와 시대의 명곡들이 만나 이뤄낸 찬란한 음적(音的) 유산입니다. LP의 따뜻한 아날로그 질감을 통해 전달되는 아트 가펑클의 섬세한 음성은 듣는 이의 마음을 부드럽게 감싸 안으며, 소프트 록과 클래시컬 팝을 사랑하는 음악 애호가들에게 시대를 초월하는 깊은 울림과 감동을 선사합니다.</w:t>
+        <w:t>1973년 컬럼비아 레코드(Columbia Records)를 통해 발매된 아트 가펑클의 기념비적인 솔로 데뷔 음반으로, 전설적인 프로듀서 로이 할리(Roy Halee)와 함께 클래시컬한 사운드 스케이프를 빚어낸 역사적 명반입니다.</w:t>
+      </w:r>
+    </w:p>
+    <w:p>
+      <w:pPr>
+        <w:spacing w:line="324" w:lineRule="auto" w:after="80"/>
+      </w:pPr>
+      <w:r>
+        <w:rPr w:rFonts="맑은 고딕">
+          <w:rFonts w:ascii="맑은 고딕" w:hAnsi="맑은 고딕" w:eastAsia="맑은 고딕"/>
+          <w:b w:val="0"/>
+          <w:color w:val="6B7280"/>
+          <w:sz w:val="21"/>
+        </w:rPr>
+        <w:t xml:space="preserve">· </w:t>
+      </w:r>
+      <w:r>
+        <w:rPr w:rFonts="맑은 고딕">
+          <w:rFonts w:ascii="맑은 고딕" w:hAnsi="맑은 고딕" w:eastAsia="맑은 고딕"/>
+          <w:b/>
+          <w:color w:val="1F2937"/>
+          <w:sz w:val="21"/>
+        </w:rPr>
+        <w:t xml:space="preserve">LP 인기도(판매량): </w:t>
+      </w:r>
+      <w:r>
+        <w:rPr w:rFonts="맑은 고딕">
+          <w:rFonts w:ascii="맑은 고딕" w:hAnsi="맑은 고딕" w:eastAsia="맑은 고딕"/>
+          <w:b w:val="0"/>
+          <w:sz w:val="21"/>
+        </w:rPr>
+        <w:t>발매 직후 미국 빌보드 200 앨범 차트 5위까지 오르며 RIAA 골드(50만 장 이상 판매) 인증을 획득하였고, 대중성과 음악성을 완벽히 포섭하며 성공적인 솔로 행보의 서막을 열었습니다.</w:t>
+      </w:r>
+    </w:p>
+    <w:p>
+      <w:pPr>
+        <w:spacing w:line="324" w:lineRule="auto" w:after="80"/>
+      </w:pPr>
+      <w:r>
+        <w:rPr w:rFonts="맑은 고딕">
+          <w:rFonts w:ascii="맑은 고딕" w:hAnsi="맑은 고딕" w:eastAsia="맑은 고딕"/>
+          <w:b w:val="0"/>
+          <w:color w:val="6B7280"/>
+          <w:sz w:val="21"/>
+        </w:rPr>
+        <w:t xml:space="preserve">· </w:t>
+      </w:r>
+      <w:r>
+        <w:rPr w:rFonts="맑은 고딕">
+          <w:rFonts w:ascii="맑은 고딕" w:hAnsi="맑은 고딕" w:eastAsia="맑은 고딕"/>
+          <w:b/>
+          <w:color w:val="1F2937"/>
+          <w:sz w:val="21"/>
+        </w:rPr>
+        <w:t xml:space="preserve">각종 수상경력: </w:t>
+      </w:r>
+      <w:r>
+        <w:rPr w:rFonts="맑은 고딕">
+          <w:rFonts w:ascii="맑은 고딕" w:hAnsi="맑은 고딕" w:eastAsia="맑은 고딕"/>
+          <w:b w:val="0"/>
+          <w:sz w:val="21"/>
+        </w:rPr>
+        <w:t>리드 싱글 'All I Know'가 빌보드 어덜트 컨템포러리 차트 1위 및 핫 100 차트 9위를 기록하며 폭발적인 사랑을 받았으며, 유수의 음악 평단으로부터 당대 가장 순수하고 기품 있는 팝 보컬 앨범이라는 찬사를 받았습니다.</w:t>
+      </w:r>
+    </w:p>
+    <w:p>
+      <w:pPr>
+        <w:spacing w:line="324" w:lineRule="auto" w:before="200" w:after="80"/>
+      </w:pPr>
+      <w:r>
+        <w:rPr w:rFonts="맑은 고딕">
+          <w:rFonts w:ascii="맑은 고딕" w:hAnsi="맑은 고딕" w:eastAsia="맑은 고딕"/>
+          <w:b/>
+          <w:color w:val="1E3A8A"/>
+          <w:sz w:val="24"/>
+        </w:rPr>
+        <w:t>2. 아티스트 정보</w:t>
+      </w:r>
+    </w:p>
+    <w:p>
+      <w:pPr>
+        <w:spacing w:line="324" w:lineRule="auto" w:after="80"/>
+      </w:pPr>
+      <w:r>
+        <w:rPr w:rFonts="맑은 고딕">
+          <w:rFonts w:ascii="맑은 고딕" w:hAnsi="맑은 고딕" w:eastAsia="맑은 고딕"/>
+          <w:b w:val="0"/>
+          <w:color w:val="6B7280"/>
+          <w:sz w:val="21"/>
+        </w:rPr>
+        <w:t xml:space="preserve">· </w:t>
+      </w:r>
+      <w:r>
+        <w:rPr w:rFonts="맑은 고딕">
+          <w:rFonts w:ascii="맑은 고딕" w:hAnsi="맑은 고딕" w:eastAsia="맑은 고딕"/>
+          <w:b/>
+          <w:color w:val="1F2937"/>
+          <w:sz w:val="21"/>
+        </w:rPr>
+        <w:t xml:space="preserve">국적: </w:t>
+      </w:r>
+      <w:r>
+        <w:rPr w:rFonts="맑은 고딕">
+          <w:rFonts w:ascii="맑은 고딕" w:hAnsi="맑은 고딕" w:eastAsia="맑은 고딕"/>
+          <w:b w:val="0"/>
+          <w:sz w:val="21"/>
+        </w:rPr>
+        <w:t>미국 (USA)</w:t>
+      </w:r>
+    </w:p>
+    <w:p>
+      <w:pPr>
+        <w:spacing w:line="324" w:lineRule="auto" w:after="80"/>
+      </w:pPr>
+      <w:r>
+        <w:rPr w:rFonts="맑은 고딕">
+          <w:rFonts w:ascii="맑은 고딕" w:hAnsi="맑은 고딕" w:eastAsia="맑은 고딕"/>
+          <w:b w:val="0"/>
+          <w:color w:val="6B7280"/>
+          <w:sz w:val="21"/>
+        </w:rPr>
+        <w:t xml:space="preserve">· </w:t>
+      </w:r>
+      <w:r>
+        <w:rPr w:rFonts="맑은 고딕">
+          <w:rFonts w:ascii="맑은 고딕" w:hAnsi="맑은 고딕" w:eastAsia="맑은 고딕"/>
+          <w:b/>
+          <w:color w:val="1F2937"/>
+          <w:sz w:val="21"/>
+        </w:rPr>
+        <w:t xml:space="preserve">생몰년도: </w:t>
+      </w:r>
+      <w:r>
+        <w:rPr w:rFonts="맑은 고딕">
+          <w:rFonts w:ascii="맑은 고딕" w:hAnsi="맑은 고딕" w:eastAsia="맑은 고딕"/>
+          <w:b w:val="0"/>
+          <w:sz w:val="21"/>
+        </w:rPr>
+        <w:t>1941년 11월 5일 ~ 현재</w:t>
+      </w:r>
+    </w:p>
+    <w:p>
+      <w:pPr>
+        <w:spacing w:line="324" w:lineRule="auto" w:after="80"/>
+      </w:pPr>
+      <w:r>
+        <w:rPr w:rFonts="맑은 고딕">
+          <w:rFonts w:ascii="맑은 고딕" w:hAnsi="맑은 고딕" w:eastAsia="맑은 고딕"/>
+          <w:b w:val="0"/>
+          <w:color w:val="6B7280"/>
+          <w:sz w:val="21"/>
+        </w:rPr>
+        <w:t xml:space="preserve">· </w:t>
+      </w:r>
+      <w:r>
+        <w:rPr w:rFonts="맑은 고딕">
+          <w:rFonts w:ascii="맑은 고딕" w:hAnsi="맑은 고딕" w:eastAsia="맑은 고딕"/>
+          <w:b/>
+          <w:color w:val="1F2937"/>
+          <w:sz w:val="21"/>
+        </w:rPr>
+        <w:t xml:space="preserve">그룹 소속: </w:t>
+      </w:r>
+      <w:r>
+        <w:rPr w:rFonts="맑은 고딕">
+          <w:rFonts w:ascii="맑은 고딕" w:hAnsi="맑은 고딕" w:eastAsia="맑은 고딕"/>
+          <w:b w:val="0"/>
+          <w:sz w:val="21"/>
+        </w:rPr>
+        <w:t>솔로 (전 Simon &amp; Garfunkel)</w:t>
+      </w:r>
+    </w:p>
+    <w:p>
+      <w:pPr>
+        <w:spacing w:line="324" w:lineRule="auto" w:after="80"/>
+      </w:pPr>
+      <w:r>
+        <w:rPr w:rFonts="맑은 고딕">
+          <w:rFonts w:ascii="맑은 고딕" w:hAnsi="맑은 고딕" w:eastAsia="맑은 고딕"/>
+          <w:b w:val="0"/>
+          <w:color w:val="6B7280"/>
+          <w:sz w:val="21"/>
+        </w:rPr>
+        <w:t xml:space="preserve">· </w:t>
+      </w:r>
+      <w:r>
+        <w:rPr w:rFonts="맑은 고딕">
+          <w:rFonts w:ascii="맑은 고딕" w:hAnsi="맑은 고딕" w:eastAsia="맑은 고딕"/>
+          <w:b/>
+          <w:color w:val="1F2937"/>
+          <w:sz w:val="21"/>
+        </w:rPr>
+        <w:t xml:space="preserve">아티스트 소개: </w:t>
+      </w:r>
+      <w:r>
+        <w:rPr w:rFonts="맑은 고딕">
+          <w:rFonts w:ascii="맑은 고딕" w:hAnsi="맑은 고딕" w:eastAsia="맑은 고딕"/>
+          <w:b w:val="0"/>
+          <w:sz w:val="21"/>
+        </w:rPr>
+        <w:t>팝 역사상 가장 아름다운 하모니를 구축했던 사이먼 앤 가펑클의 핵심 보컬이자, '천사의 숨결'로 비유되는 독보적인 미성을 지닌 거장입니다. 기교를 초월한 숭고한 정서와 시적인 감수성으로 전 세계 음악 애호가들의 영혼을 위로해 온 불멸의 아티스트입니다.</w:t>
+      </w:r>
+    </w:p>
+    <w:p>
+      <w:pPr>
+        <w:spacing w:line="324" w:lineRule="auto" w:before="200" w:after="80"/>
+      </w:pPr>
+      <w:r>
+        <w:rPr w:rFonts="맑은 고딕">
+          <w:rFonts w:ascii="맑은 고딕" w:hAnsi="맑은 고딕" w:eastAsia="맑은 고딕"/>
+          <w:b/>
+          <w:color w:val="1E3A8A"/>
+          <w:sz w:val="24"/>
+        </w:rPr>
+        <w:t>3. 음반 상세 분석</w:t>
+      </w:r>
+    </w:p>
+    <w:p>
+      <w:pPr>
+        <w:spacing w:line="324" w:lineRule="auto" w:after="80"/>
+      </w:pPr>
+      <w:r>
+        <w:rPr w:rFonts="맑은 고딕">
+          <w:rFonts w:ascii="맑은 고딕" w:hAnsi="맑은 고딕" w:eastAsia="맑은 고딕"/>
+          <w:b w:val="0"/>
+          <w:color w:val="6B7280"/>
+          <w:sz w:val="21"/>
+        </w:rPr>
+        <w:t xml:space="preserve">· </w:t>
+      </w:r>
+      <w:r>
+        <w:rPr w:rFonts="맑은 고딕">
+          <w:rFonts w:ascii="맑은 고딕" w:hAnsi="맑은 고딕" w:eastAsia="맑은 고딕"/>
+          <w:b/>
+          <w:color w:val="1F2937"/>
+          <w:sz w:val="21"/>
+        </w:rPr>
+        <w:t xml:space="preserve">역사적 위치: </w:t>
+      </w:r>
+      <w:r>
+        <w:rPr w:rFonts="맑은 고딕">
+          <w:rFonts w:ascii="맑은 고딕" w:hAnsi="맑은 고딕" w:eastAsia="맑은 고딕"/>
+          <w:b w:val="0"/>
+          <w:sz w:val="21"/>
+        </w:rPr>
+        <w:t>포크 록의 시대를 지나 1970년대 초 소프트 록과 챔버 팝의 미학이 만개하던 지점에서, 보컬 자체가 하나의 완벽한 독주 악기가 될 수 있음을 증명한 이정표적 앨범입니다. 듀오의 음악적 그늘에서 완전히 벗어나 클래시컬한 편곡과 정통 팝의 서정미를 결합하여 솔로 음악가로서의 독자적인 예술 세계를 확고히 구축했습니다.</w:t>
+      </w:r>
+    </w:p>
+    <w:p>
+      <w:pPr>
+        <w:spacing w:line="324" w:lineRule="auto" w:after="80"/>
+      </w:pPr>
+      <w:r>
+        <w:rPr w:rFonts="맑은 고딕">
+          <w:rFonts w:ascii="맑은 고딕" w:hAnsi="맑은 고딕" w:eastAsia="맑은 고딕"/>
+          <w:b w:val="0"/>
+          <w:color w:val="6B7280"/>
+          <w:sz w:val="21"/>
+        </w:rPr>
+        <w:t xml:space="preserve">· </w:t>
+      </w:r>
+      <w:r>
+        <w:rPr w:rFonts="맑은 고딕">
+          <w:rFonts w:ascii="맑은 고딕" w:hAnsi="맑은 고딕" w:eastAsia="맑은 고딕"/>
+          <w:b/>
+          <w:color w:val="1F2937"/>
+          <w:sz w:val="21"/>
+        </w:rPr>
+        <w:t xml:space="preserve">시대의 흔적(스토리텔링): </w:t>
+      </w:r>
+      <w:r>
+        <w:rPr w:rFonts="맑은 고딕">
+          <w:rFonts w:ascii="맑은 고딕" w:hAnsi="맑은 고딕" w:eastAsia="맑은 고딕"/>
+          <w:b w:val="0"/>
+          <w:sz w:val="21"/>
+        </w:rPr>
+        <w:t>1960년대의 격렬했던 사회적 저항과 소요의 열기가 가라앉고, 개인의 내면과 정서적 안식을 갈망하던 1970년대 초반의 서정적 공기가 오롯이 투영되어 있습니다. 사랑과 상실, 그리움의 본질을 담담하게 어루만지는 그의 음성은 상처 입은 청춘들에게 따스한 구원이자 영혼의 피난처가 되어 주었습니다.</w:t>
+      </w:r>
+    </w:p>
+    <w:p>
+      <w:pPr>
+        <w:spacing w:line="324" w:lineRule="auto" w:before="200" w:after="80"/>
+      </w:pPr>
+      <w:r>
+        <w:rPr w:rFonts="맑은 고딕">
+          <w:rFonts w:ascii="맑은 고딕" w:hAnsi="맑은 고딕" w:eastAsia="맑은 고딕"/>
+          <w:b/>
+          <w:color w:val="1E3A8A"/>
+          <w:sz w:val="24"/>
+        </w:rPr>
+        <w:t>4. 주요 수록곡 및 감상 제언</w:t>
+      </w:r>
+    </w:p>
+    <w:p>
+      <w:pPr>
+        <w:spacing w:line="324" w:lineRule="auto" w:after="80"/>
+      </w:pPr>
+      <w:r>
+        <w:rPr w:rFonts="맑은 고딕">
+          <w:rFonts w:ascii="맑은 고딕" w:hAnsi="맑은 고딕" w:eastAsia="맑은 고딕"/>
+          <w:b w:val="0"/>
+          <w:color w:val="6B7280"/>
+          <w:sz w:val="21"/>
+        </w:rPr>
+        <w:t xml:space="preserve">· </w:t>
+      </w:r>
+      <w:r>
+        <w:rPr w:rFonts="맑은 고딕">
+          <w:rFonts w:ascii="맑은 고딕" w:hAnsi="맑은 고딕" w:eastAsia="맑은 고딕"/>
+          <w:b/>
+          <w:color w:val="1F2937"/>
+          <w:sz w:val="21"/>
+        </w:rPr>
+        <w:t xml:space="preserve">주요 수록곡 특징: </w:t>
+      </w:r>
+      <w:r>
+        <w:rPr w:rFonts="맑은 고딕">
+          <w:rFonts w:ascii="맑은 고딕" w:hAnsi="맑은 고딕" w:eastAsia="맑은 고딕"/>
+          <w:b w:val="0"/>
+          <w:sz w:val="21"/>
+        </w:rPr>
+        <w:t>지미 웨브의 웅장한 선율 위에 가펑클의 처연한 절창이 극적인 카타르시스를 선사하는 대표곡 'All I Know', 밴 모리슨 특유의 경쾌함에 가펑클의 청아한 감각이 덧입혀진 'I Shall Sing', 폴 윌리엄스의 쓸쓸하고 낭만적인 멜로디를 완벽하게 승화시킨 'Traveling Boy', 그리고 스코틀랜드 전통 포크송에 깊은 서정을 불어넣은 'Barbara Allen'에 이르기까지 전 곡이 한 편의 수채화처럼 펼쳐집니다.</w:t>
+      </w:r>
+    </w:p>
+    <w:p>
+      <w:pPr>
+        <w:spacing w:line="324" w:lineRule="auto" w:after="80"/>
+      </w:pPr>
+      <w:r>
+        <w:rPr w:rFonts="맑은 고딕">
+          <w:rFonts w:ascii="맑은 고딕" w:hAnsi="맑은 고딕" w:eastAsia="맑은 고딕"/>
+          <w:b w:val="0"/>
+          <w:color w:val="6B7280"/>
+          <w:sz w:val="21"/>
+        </w:rPr>
+        <w:t xml:space="preserve">· </w:t>
+      </w:r>
+      <w:r>
+        <w:rPr w:rFonts="맑은 고딕">
+          <w:rFonts w:ascii="맑은 고딕" w:hAnsi="맑은 고딕" w:eastAsia="맑은 고딕"/>
+          <w:b/>
+          <w:color w:val="1F2937"/>
+          <w:sz w:val="21"/>
+        </w:rPr>
+        <w:t xml:space="preserve">빈티지 감상 제언: </w:t>
+      </w:r>
+      <w:r>
+        <w:rPr w:rFonts="맑은 고딕">
+          <w:rFonts w:ascii="맑은 고딕" w:hAnsi="맑은 고딕" w:eastAsia="맑은 고딕"/>
+          <w:b w:val="0"/>
+          <w:sz w:val="21"/>
+        </w:rPr>
+        <w:t>진공관 앰프의 온기가 충분히 오른 후 턴테이블의 카트리지를 소리골에 얹을 때, 디지털 음원에서는 포착하기 힘든 가펑클 특유의 미세한 떨림과 숨결의 질감이 입체적으로 피어납니다. 정교하게 편곡된 어쿠스틱 기타와 현악 오케스트라의 풍성한 배음이 공간을 가득 채우도록 은은한 조명 아래에서 아날로그 특유의 따스한 잔향을 음미해 보시길 권합니다.</w:t>
+      </w:r>
+    </w:p>
+    <w:p>
+      <w:pPr>
+        <w:spacing w:line="324" w:lineRule="auto" w:after="80"/>
+      </w:pPr>
+      <w:r>
+        <w:rPr w:rFonts="맑은 고딕">
+          <w:rFonts w:ascii="맑은 고딕" w:hAnsi="맑은 고딕" w:eastAsia="맑은 고딕"/>
+          <w:b w:val="0"/>
+          <w:color w:val="6B7280"/>
+          <w:sz w:val="21"/>
+        </w:rPr>
+        <w:t xml:space="preserve">· </w:t>
+      </w:r>
+      <w:r>
+        <w:rPr w:rFonts="맑은 고딕">
+          <w:rFonts w:ascii="맑은 고딕" w:hAnsi="맑은 고딕" w:eastAsia="맑은 고딕"/>
+          <w:b/>
+          <w:color w:val="1F2937"/>
+          <w:sz w:val="21"/>
+        </w:rPr>
+        <w:t xml:space="preserve">소장 가치: </w:t>
+      </w:r>
+      <w:r>
+        <w:rPr w:rFonts="맑은 고딕">
+          <w:rFonts w:ascii="맑은 고딕" w:hAnsi="맑은 고딕" w:eastAsia="맑은 고딕"/>
+          <w:b w:val="0"/>
+          <w:sz w:val="21"/>
+        </w:rPr>
+        <w:t>사이먼 앤 가펑클의 신화를 딛고 오롯이 자신만의 목소리로 빚어낸 찬연한 출발점이자, 1970년대 아날로그 레코딩 미학의 정점을 보여주는 바이닐 컬렉터의 필수 소장반입니다. 클래식과 팝의 경계를 허문 격조 높은 사운드는 LP 애호가의 서가에서 영원히 은은한 빛을 발할 것입니다.</w:t>
+      </w:r>
+    </w:p>
+    <w:p>
+      <w:pPr>
+        <w:spacing w:line="324" w:lineRule="auto" w:after="120" w:before="160"/>
+      </w:pPr>
+      <w:r>
+        <w:rPr w:rFonts="맑은 고딕">
+          <w:rFonts w:ascii="맑은 고딕" w:hAnsi="맑은 고딕" w:eastAsia="맑은 고딕"/>
+          <w:b/>
+          <w:color w:val="4338CA"/>
+          <w:sz w:val="21"/>
+        </w:rPr>
+        <w:t>이 음반을 통해 천상의 목소리가 빚어내는 순수한 서정과 아날로그 사운드가 전해주는 감동을 다시 한번 경험해 보시는 것은 어떨까요?</w:t>
       </w:r>
     </w:p>
     <w:sectPr>
       <w:pgSz w:w="12240" w:h="15840"/>
-      <w:pgMar w:top="1440" w:right="1440" w:bottom="1440" w:left="1440" w:header="720" w:footer="720" w:gutter="0"/>
+      <w:pgMar w:top="1152" w:right="1296" w:bottom="1152" w:left="1296" w:header="720" w:footer="720" w:gutter="0"/>
       <w:cols w:space="720"/>
       <w:docGrid w:linePitch="360"/>
     </w:sectPr>

--- a/word_reports/LP_0063_위치_380_Atr Garfunkel_Angel Clare.docx
+++ b/word_reports/LP_0063_위치_380_Atr Garfunkel_Angel Clare.docx
@@ -32,7 +32,7 @@
     </w:p>
     <w:p>
       <w:pPr>
-        <w:spacing w:line="324" w:lineRule="auto" w:before="80" w:after="160"/>
+        <w:spacing w:line="324" w:lineRule="auto" w:before="80" w:after="120"/>
       </w:pPr>
       <w:r>
         <w:rPr w:rFonts="맑은 고딕">
@@ -42,13 +42,6 @@
           <w:sz w:val="22"/>
         </w:rPr>
         <w:t xml:space="preserve">[음반 소개] </w:t>
-      </w:r>
-      <w:r>
-        <w:rPr w:rFonts="맑은 고딕">
-          <w:rFonts w:ascii="맑은 고딕" w:hAnsi="맑은 고딕" w:eastAsia="맑은 고딕"/>
-          <w:b w:val="0"/>
-          <w:sz w:val="21"/>
-        </w:rPr>
       </w:r>
     </w:p>
     <w:p>
@@ -61,7 +54,33 @@
           <w:b w:val="0"/>
           <w:sz w:val="21"/>
         </w:rPr>
-        <w:t>전설적인 듀오 사이먼 앤 가펑클의 해체 이후, 천상의 목소리라 칭송받던 아트 가펑클이 홀로서기를 선언하며 세상에 내놓은 찬란한 첫 번째 독집 음반입니다. 토마스 하디의 고전 소설 《테스》 속 순수한 영혼 '엔젤 클레어'의 이름을 빌려온 이 작품은, 그의 맑고 투명한 미성이 지닌 서정적 정수를 극대화하여 담아냈습니다. 거장 지미 웨브와 폴 윌리엄스 등의 유려한 멜로디에 정교하고 웅장한 오케스트레이션이 결합하여 1970년대 초반 팝 음악계에 가장 고결한 미학적 성취를 선사합니다. 반세기가 흐른 오늘날에도 시대의 격랑을 어루만지는 그의 순백의 음색은 깊은 서정의 울림으로 다가옵니다.</w:t>
+        <w:t>1970년, 팝 음악사의 거대한 이정표였던 사이먼 앤 가펑클(Simon &amp; Garfunkel)의 해체는 전 세계 음악 팬들에게 지울 수 없는 상실감을 안겼습니다. 세기의 명반 《Bridge Over Troubled Water》를 끝으로 폴 사이먼이 독창적인 싱어송라이터의 길을 모색하는 사이, ‘천상의 목소리’라 칭송받던 아트 가펑클은 연기 활동을 병행하며 침묵 속에서 자신만의 내면적 선율을 가다듬었습니다. 그리고 1973년, 마침내 세상에 첫선을 보인 그의 솔로 데뷔작 《Angel Clare》는 그가 단순한 듀오의 조력자가 아닌, 독보적인 서정성과 미학을 지닌 위대한 보컬리스트이자 예술적 디렉터임을 만천하에 증명해 보인 걸작입니다.</w:t>
+      </w:r>
+    </w:p>
+    <w:p>
+      <w:pPr>
+        <w:spacing w:line="324" w:lineRule="auto" w:after="120"/>
+      </w:pPr>
+      <w:r>
+        <w:rPr w:rFonts="맑은 고딕">
+          <w:rFonts w:ascii="맑은 고딕" w:hAnsi="맑은 고딕" w:eastAsia="맑은 고딕"/>
+          <w:b w:val="0"/>
+          <w:sz w:val="21"/>
+        </w:rPr>
+        <w:t>토머스 하디의 고전 소설 『더버빌가의 테스』에 등장하는 이상주의적 인물 ‘에인절 클레어’에서 착안한 앨범 타이틀처럼, 본 작은 한 편의 낭만주의 문학을 거니는 듯한 고아(高雅)한 품격을 발산합니다. 가펑클은 전작들에서 이미 호흡을 맞춘 전설적 프로듀서 로이 할리(Roy Halee)와 손을 잡고, 지미 웹(Jimmy Webb), 폴 윌리엄스(Paul Williams), 밴 모리슨(Van Morrison) 등 당대 최고의 작곡가들의 숨결에 자신의 비단결 같은 미성을 결합했습니다. 거대한 오케스트레이션과 소박한 전통 포크 사운드가 교차하는 섬세한 프로덕션은, 1970년대 초반 방황하던 대중의 마음을 어루만지는 지극한 영적 위안으로 다가섰습니다.</w:t>
+      </w:r>
+    </w:p>
+    <w:p>
+      <w:pPr>
+        <w:spacing w:line="324" w:lineRule="auto" w:after="120"/>
+      </w:pPr>
+      <w:r>
+        <w:rPr w:rFonts="맑은 고딕">
+          <w:rFonts w:ascii="맑은 고딕" w:hAnsi="맑은 고딕" w:eastAsia="맑은 고딕"/>
+          <w:b w:val="0"/>
+          <w:sz w:val="21"/>
+        </w:rPr>
+        <w:t>《Angel Clare》에 담긴 음악적 철학은 기교의 과시가 아닌 ‘소리의 여백과 진실함’에 닿아 있습니다. 맑고 투명하면서도 가슴 깊은 곳을 울리는 그의 테너 음성은 상처 입은 현대인들의 정서를 온화하게 감싸 안으며, 팝 보컬 음악이 도달할 수 있는 가장 우아하고 성스러운 경지를 선사합니다. 반세기가 지난 오늘날까지도 이 음반이 빛바래지 않는 서정의 극치로 꼽히는 이유는, 화려한 유행을 좇기보다는 인간의 근원적인 고독과 사랑, 그리고 잃어버린 목가적 순수성을 영롱한 음표로 길어 올렸기 때문입니다.</w:t>
       </w:r>
     </w:p>
     <w:p>
@@ -168,7 +187,7 @@
           <w:b w:val="0"/>
           <w:sz w:val="21"/>
         </w:rPr>
-        <w:t>1973년 컬럼비아 레코드(Columbia Records)를 통해 발매된 아트 가펑클의 기념비적인 솔로 데뷔 음반으로, 전설적인 프로듀서 로이 할리(Roy Halee)와 함께 클래시컬한 사운드 스케이프를 빚어낸 역사적 명반입니다.</w:t>
+        <w:t>1973년 9월 미국의 유서 깊은 음반사 컬럼비아 레코드(Columbia Records)를 통해 발매되었으며, 사이먼 앤 가펑클의 그늘을 벗어나 독자적인 솔로 예술가로서 첫발을 내디딘 기념비적인 데뷔 앨범입니다.</w:t>
       </w:r>
     </w:p>
     <w:p>
@@ -199,7 +218,7 @@
           <w:b w:val="0"/>
           <w:sz w:val="21"/>
         </w:rPr>
-        <w:t>발매 직후 미국 빌보드 200 앨범 차트 5위까지 오르며 RIAA 골드(50만 장 이상 판매) 인증을 획득하였고, 대중성과 음악성을 완벽히 포섭하며 성공적인 솔로 행보의 서막을 열었습니다.</w:t>
+        <w:t>발매 직후 미국 빌보드 200 앨범 차트 5위에 오르고 영국 앨범 차트 14위를 기록했으며, 미국음반산업협회(RIAA)로부터 골드(Gold) 디스크 인증을 획득하며 상업적으로도 큰 성공을 거두었습니다.</w:t>
       </w:r>
     </w:p>
     <w:p>
@@ -230,7 +249,7 @@
           <w:b w:val="0"/>
           <w:sz w:val="21"/>
         </w:rPr>
-        <w:t>리드 싱글 'All I Know'가 빌보드 어덜트 컨템포러리 차트 1위 및 핫 100 차트 9위를 기록하며 폭발적인 사랑을 받았으며, 유수의 음악 평단으로부터 당대 가장 순수하고 기품 있는 팝 보컬 앨범이라는 찬사를 받았습니다.</w:t>
+        <w:t>리드 싱글 "All I Know"가 빌보드 핫 100 차트 9위 및 어덜트 컨템포러리 차트 1위를 석권하였고, 팝 역사상 가장 완벽한 솔로 전향 앨범 중 하나로 당대 평단의 전폭적인 찬사를 받았습니다.</w:t>
       </w:r>
     </w:p>
     <w:p>
@@ -275,7 +294,7 @@
           <w:b w:val="0"/>
           <w:sz w:val="21"/>
         </w:rPr>
-        <w:t>미국 (USA)</w:t>
+        <w:t>미국 (United States)</w:t>
       </w:r>
     </w:p>
     <w:p>
@@ -337,7 +356,7 @@
           <w:b w:val="0"/>
           <w:sz w:val="21"/>
         </w:rPr>
-        <w:t>솔로 (전 Simon &amp; Garfunkel)</w:t>
+        <w:t>솔로 (전설적인 포크 록 듀오 'Simon &amp; Garfunkel'의 멤버)</w:t>
       </w:r>
     </w:p>
     <w:p>
@@ -368,7 +387,7 @@
           <w:b w:val="0"/>
           <w:sz w:val="21"/>
         </w:rPr>
-        <w:t>팝 역사상 가장 아름다운 하모니를 구축했던 사이먼 앤 가펑클의 핵심 보컬이자, '천사의 숨결'로 비유되는 독보적인 미성을 지닌 거장입니다. 기교를 초월한 숭고한 정서와 시적인 감수성으로 전 세계 음악 애호가들의 영혼을 위로해 온 불멸의 아티스트입니다.</w:t>
+        <w:t>팝 음악 역사상 가장 순수하고 서정적인 미성을 지닌 보컬리스트로 평가받는 아트 가펑클은 완벽한 음정과 공명으로 대중음악을 예술의 반열에 올려놓았습니다. 사이먼 앤 가펑클 시절부터 솔로 활동에 이르기까지 반세기를 관통하며 포크, 팝, 클래시컬 챔버 팝의 경계를 허무는 독보적인 음악적 발자취를 남겼습니다.</w:t>
       </w:r>
     </w:p>
     <w:p>
@@ -413,7 +432,7 @@
           <w:b w:val="0"/>
           <w:sz w:val="21"/>
         </w:rPr>
-        <w:t>포크 록의 시대를 지나 1970년대 초 소프트 록과 챔버 팝의 미학이 만개하던 지점에서, 보컬 자체가 하나의 완벽한 독주 악기가 될 수 있음을 증명한 이정표적 앨범입니다. 듀오의 음악적 그늘에서 완전히 벗어나 클래시컬한 편곡과 정통 팝의 서정미를 결합하여 솔로 음악가로서의 독자적인 예술 세계를 확고히 구축했습니다.</w:t>
+        <w:t>포크 록의 시대였던 1960년대가 저물고 개인의 서사와 정교한 챔버 팝이 만개하던 1970년대 초반, '보컬리스트 중심의 앨범 지향적 팝(AOR)'의 최고봉을 보여준 작품입니다. 당대 최고 수준의 세션 연주와 스트링 편곡이 완벽한 균형을 이루어 웰메이드 팝 사운드의 정형을 제시했습니다.</w:t>
       </w:r>
     </w:p>
     <w:p>
@@ -444,7 +463,7 @@
           <w:b w:val="0"/>
           <w:sz w:val="21"/>
         </w:rPr>
-        <w:t>1960년대의 격렬했던 사회적 저항과 소요의 열기가 가라앉고, 개인의 내면과 정서적 안식을 갈망하던 1970년대 초반의 서정적 공기가 오롯이 투영되어 있습니다. 사랑과 상실, 그리움의 본질을 담담하게 어루만지는 그의 음성은 상처 입은 청춘들에게 따스한 구원이자 영혼의 피난처가 되어 주었습니다.</w:t>
+        <w:t>68혁명의 열기와 베트남 전쟁의 피로감이 지나간 1973년, 젊은 세대들이 필요로 했던 것은 치열한 외침보다는 내면의 평온과 낭만이었습니다. 본 음반은 전통 민요의 숨결과 현대적 팝의 감수성을 융합하여 상처 입은 시대의 청춘들에게 깊은 안식처를 마련해 주었습니다.</w:t>
       </w:r>
     </w:p>
     <w:p>
@@ -489,7 +508,7 @@
           <w:b w:val="0"/>
           <w:sz w:val="21"/>
         </w:rPr>
-        <w:t>지미 웨브의 웅장한 선율 위에 가펑클의 처연한 절창이 극적인 카타르시스를 선사하는 대표곡 'All I Know', 밴 모리슨 특유의 경쾌함에 가펑클의 청아한 감각이 덧입혀진 'I Shall Sing', 폴 윌리엄스의 쓸쓸하고 낭만적인 멜로디를 완벽하게 승화시킨 'Traveling Boy', 그리고 스코틀랜드 전통 포크송에 깊은 서정을 불어넣은 'Barbara Allen'에 이르기까지 전 곡이 한 편의 수채화처럼 펼쳐집니다.</w:t>
+        <w:t>지미 웹이 헌정한 웅장하고 애절한 명발라드 "All I Know", 밴 모리슨 특유의 경쾌한 리듬을 동화적 순수함으로 재해석한 "I Shall Sing", 방랑자의 고독과 애잔함을 속삭이듯 노래한 오프닝 트랙 "Traveling Boy", 그리고 전통 민요를 고아하게 승화시킨 "Down in the Willow Garden"(폴 사이먼의 어쿠스틱 기타 참여) 등 한 곡 한 곡이 고유의 서정성을 찬란하게 뿜어냅니다.</w:t>
       </w:r>
     </w:p>
     <w:p>
@@ -520,7 +539,7 @@
           <w:b w:val="0"/>
           <w:sz w:val="21"/>
         </w:rPr>
-        <w:t>진공관 앰프의 온기가 충분히 오른 후 턴테이블의 카트리지를 소리골에 얹을 때, 디지털 음원에서는 포착하기 힘든 가펑클 특유의 미세한 떨림과 숨결의 질감이 입체적으로 피어납니다. 정교하게 편곡된 어쿠스틱 기타와 현악 오케스트라의 풍성한 배음이 공간을 가득 채우도록 은은한 조명 아래에서 아날로그 특유의 따스한 잔향을 음미해 보시길 권합니다.</w:t>
+        <w:t>LP의 그루브를 따라 울려 퍼지는 아트 가펑클의 고음은 진공관 앰프 특유의 포근한 배음과 만났을 때 비로소 그 천상의 광채를 온전히 발휘합니다. 풍성한 스트링 오케스트라와 어쿠스틱 기타의 잔향이 턴테이블 위에서 유려하게 피어오르므로, 조용한 밤 단정한 음향 시스템을 통해 공간을 가득 채우는 잔향을 음미해 보시길 권합니다.</w:t>
       </w:r>
     </w:p>
     <w:p>
@@ -551,7 +570,7 @@
           <w:b w:val="0"/>
           <w:sz w:val="21"/>
         </w:rPr>
-        <w:t>사이먼 앤 가펑클의 신화를 딛고 오롯이 자신만의 목소리로 빚어낸 찬연한 출발점이자, 1970년대 아날로그 레코딩 미학의 정점을 보여주는 바이닐 컬렉터의 필수 소장반입니다. 클래식과 팝의 경계를 허문 격조 높은 사운드는 LP 애호가의 서가에서 영원히 은은한 빛을 발할 것입니다.</w:t>
+        <w:t>사이먼 앤 가펑클의 황금기를 관통한 오리지널 팬은 물론, 1970년대 포크·챔버 팝의 정수를 탐구하는 정통 LP 컬렉터라면 결코 놓쳐서는 안 될 필청반이자 장식장의 품격을 높여줄 가치를 지니고 있습니다.</w:t>
       </w:r>
     </w:p>
     <w:p>
@@ -565,7 +584,7 @@
           <w:color w:val="4338CA"/>
           <w:sz w:val="21"/>
         </w:rPr>
-        <w:t>이 음반을 통해 천상의 목소리가 빚어내는 순수한 서정과 아날로그 사운드가 전해주는 감동을 다시 한번 경험해 보시는 것은 어떨까요?</w:t>
+        <w:t>이 음반을 통해 가을 햇살처럼 부드럽고 천상의 울림처럼 순수한 아날로그 사운드가 전해주는 감동을 다시 한번 경험해 보시는 것은 어떨까요?</w:t>
       </w:r>
     </w:p>
     <w:sectPr>
